--- a/NIS2/CSW-NIS2-Reference-Design.docx
+++ b/NIS2/CSW-NIS2-Reference-Design.docx
@@ -28,7 +28,7 @@
         </w:p>
       </w:sdtContent>
     </w:sdt>
-    <w:bookmarkStart w:id="45" w:name="cisco-secure-workload--nis2-directive"/>
+    <w:bookmarkStart w:id="46" w:name="cisco-secure-workload--nis2-directive"/>
     <w:p>
       <w:pPr>
         <w:pStyle w:val="Heading1"/>
@@ -37,13 +37,13 @@
         <w:t xml:space="preserve">Cisco Secure Workload — NIS2 Directive</w:t>
       </w:r>
     </w:p>
-    <w:bookmarkStart w:id="9" w:name="Xe8f4c4ff8d1a329ade9f6b6cd173de023351b26"/>
+    <w:bookmarkStart w:id="9" w:name="X6041c0007972b83167fd95eae37c4904f38e4c3"/>
     <w:p>
       <w:pPr>
         <w:pStyle w:val="Heading2"/>
       </w:pPr>
       <w:r>
-        <w:t xml:space="preserve">Technical Runbook | Essential &amp; Important Entities (EU)</w:t>
+        <w:t xml:space="preserve">Reference Design | Essential &amp; Important Entities (EU)</w:t>
       </w:r>
     </w:p>
     <w:p>
@@ -198,7 +198,7 @@
           <w:b/>
           <w:bCs/>
         </w:rPr>
-        <w:t xml:space="preserve">Questions this runbook helps you answer:</w:t>
+        <w:t xml:space="preserve">Questions this reference design helps you answer:</w:t>
       </w:r>
     </w:p>
     <w:p>
@@ -718,7 +718,7 @@
         <w:t xml:space="preserve"> </w:t>
       </w:r>
       <w:r>
-        <w:t xml:space="preserve">your current incident-response runbook, your current supplier register,</w:t>
+        <w:t xml:space="preserve">your current incident-response reference design, your current supplier register,</w:t>
       </w:r>
       <w:r>
         <w:t xml:space="preserve"> </w:t>
@@ -802,7 +802,7 @@
         <w:t xml:space="preserve"> </w:t>
       </w:r>
       <w:r>
-        <w:t xml:space="preserve">Nothing in this runbook substitutes for that governance. CSW gives</w:t>
+        <w:t xml:space="preserve">Nothing in this reference design substitutes for that governance. CSW gives</w:t>
       </w:r>
       <w:r>
         <w:t xml:space="preserve"> </w:t>
@@ -5626,7 +5626,7 @@
       </w:r>
     </w:p>
     <w:bookmarkEnd w:id="38"/>
-    <w:bookmarkStart w:id="43" w:name="Xe6fb7e9c3133d993c736543b606c44b5d0ac8e7"/>
+    <w:bookmarkStart w:id="44" w:name="Xe6fb7e9c3133d993c736543b606c44b5d0ac8e7"/>
     <w:p>
       <w:pPr>
         <w:pStyle w:val="Heading2"/>
@@ -5645,7 +5645,6 @@
     </w:p>
     <w:p>
       <w:pPr>
-        <w:pStyle w:val="Compact"/>
         <w:numPr>
           <w:ilvl w:val="0"/>
           <w:numId w:val="1023"/>
@@ -5688,7 +5687,7 @@
           <w:rPr>
             <w:rStyle w:val="Hyperlink"/>
           </w:rPr>
-          <w:t xml:space="preserve">DORA runbook</w:t>
+          <w:t xml:space="preserve">DORA reference design</w:t>
         </w:r>
       </w:hyperlink>
       <w:r>
@@ -5697,7 +5696,6 @@
     </w:p>
     <w:p>
       <w:pPr>
-        <w:pStyle w:val="Compact"/>
         <w:numPr>
           <w:ilvl w:val="0"/>
           <w:numId w:val="1023"/>
@@ -5730,7 +5728,7 @@
           <w:rPr>
             <w:rStyle w:val="Hyperlink"/>
           </w:rPr>
-          <w:t xml:space="preserve">ISO 27001 runbook</w:t>
+          <w:t xml:space="preserve">ISO 27001 reference design</w:t>
         </w:r>
       </w:hyperlink>
       <w:r>
@@ -5739,7 +5737,6 @@
     </w:p>
     <w:p>
       <w:pPr>
-        <w:pStyle w:val="Compact"/>
         <w:numPr>
           <w:ilvl w:val="0"/>
           <w:numId w:val="1023"/>
@@ -5772,7 +5769,7 @@
           <w:rPr>
             <w:rStyle w:val="Hyperlink"/>
           </w:rPr>
-          <w:t xml:space="preserve">800-207 runbook</w:t>
+          <w:t xml:space="preserve">800-207 reference design</w:t>
         </w:r>
       </w:hyperlink>
       <w:r>
@@ -5781,7 +5778,6 @@
     </w:p>
     <w:p>
       <w:pPr>
-        <w:pStyle w:val="Compact"/>
         <w:numPr>
           <w:ilvl w:val="0"/>
           <w:numId w:val="1023"/>
@@ -5820,7 +5816,42 @@
           <w:rPr>
             <w:rStyle w:val="Hyperlink"/>
           </w:rPr>
-          <w:t xml:space="preserve">800-53 runbook</w:t>
+          <w:t xml:space="preserve">800-53 reference design</w:t>
+        </w:r>
+      </w:hyperlink>
+      <w:r>
+        <w:t xml:space="preserve">).</w:t>
+      </w:r>
+    </w:p>
+    <w:p>
+      <w:pPr>
+        <w:numPr>
+          <w:ilvl w:val="0"/>
+          <w:numId w:val="1023"/>
+        </w:numPr>
+      </w:pPr>
+      <w:r>
+        <w:rPr>
+          <w:b/>
+          <w:bCs/>
+        </w:rPr>
+        <w:t xml:space="preserve">UK NCSC CAF v3.2</w:t>
+      </w:r>
+      <w:r>
+        <w:t xml:space="preserve"> </w:t>
+      </w:r>
+      <w:r>
+        <w:t xml:space="preserve">— Art. 21(2)(a) and (d) are the reuse path for CAF A2 and A4 in a UK NIS OES or GovAssure assessment (see</w:t>
+      </w:r>
+      <w:r>
+        <w:t xml:space="preserve"> </w:t>
+      </w:r>
+      <w:hyperlink r:id="rId43">
+        <w:r>
+          <w:rPr>
+            <w:rStyle w:val="Hyperlink"/>
+          </w:rPr>
+          <w:t xml:space="preserve">CAF crosswalk</w:t>
         </w:r>
       </w:hyperlink>
       <w:r>
@@ -5834,8 +5865,8 @@
         </w:pict>
       </w:r>
     </w:p>
-    <w:bookmarkEnd w:id="43"/>
-    <w:bookmarkStart w:id="44" w:name="Xa80fea2b1d38e1a3db5da4972cbabfd285bd5fc"/>
+    <w:bookmarkEnd w:id="44"/>
+    <w:bookmarkStart w:id="45" w:name="Xa80fea2b1d38e1a3db5da4972cbabfd285bd5fc"/>
     <w:p>
       <w:pPr>
         <w:pStyle w:val="Heading2"/>
@@ -5849,7 +5880,7 @@
         <w:pStyle w:val="FirstParagraph"/>
       </w:pPr>
       <w:r>
-        <w:t xml:space="preserve">This runbook describes how Cisco Secure Workload product capabilities</w:t>
+        <w:t xml:space="preserve">This reference design describes how Cisco Secure Workload product capabilities</w:t>
       </w:r>
       <w:r>
         <w:t xml:space="preserve"> </w:t>
@@ -5916,8 +5947,8 @@
         <w:t xml:space="preserve">and Member State transposition before formal use.</w:t>
       </w:r>
     </w:p>
-    <w:bookmarkEnd w:id="44"/>
     <w:bookmarkEnd w:id="45"/>
+    <w:bookmarkEnd w:id="46"/>
     <w:sectPr>
       <w:footnotePr>
         <w:numRestart w:val="eachSect"/>
